--- a/word_reports/LP_0121_위치_188_Debby Boone_You Light Up .docx
+++ b/word_reports/LP_0121_위치_188_Debby Boone_You Light Up .docx
@@ -4,7 +4,7 @@
   <w:body>
     <w:p>
       <w:pPr>
-        <w:spacing w:after="280"/>
+        <w:spacing w:after="80"/>
       </w:pPr>
       <w:r>
         <w:rPr w:rFonts="맑은 고딕">
@@ -13,94 +13,47 @@
           <w:color w:val="1E3A8A"/>
           <w:sz w:val="30"/>
         </w:rPr>
-        <w:t>[188] Debby Boone - You Light Up My Life</w:t>
+        <w:t>Debby Boone (데비 분) - You Light Up My Life</w:t>
       </w:r>
     </w:p>
     <w:p>
       <w:pPr>
-        <w:spacing w:after="320"/>
+        <w:spacing w:after="240"/>
       </w:pPr>
       <w:r>
         <w:rPr w:rFonts="맑은 고딕">
           <w:rFonts w:ascii="맑은 고딕" w:hAnsi="맑은 고딕" w:eastAsia="맑은 고딕"/>
           <w:b/>
-          <w:sz w:val="20"/>
+          <w:color w:val="4B5563"/>
+          <w:sz w:val="22"/>
         </w:rPr>
-        <w:t>■ 위치 : 188</w:t>
-        <w:br/>
-      </w:r>
-      <w:r>
-        <w:rPr w:rFonts="맑은 고딕">
-          <w:rFonts w:ascii="맑은 고딕" w:hAnsi="맑은 고딕" w:eastAsia="맑은 고딕"/>
-          <w:b/>
-          <w:sz w:val="20"/>
-        </w:rPr>
-        <w:t>■ 아티스트 : Debby Boone</w:t>
-        <w:br/>
-      </w:r>
-      <w:r>
-        <w:rPr w:rFonts="맑은 고딕">
-          <w:rFonts w:ascii="맑은 고딕" w:hAnsi="맑은 고딕" w:eastAsia="맑은 고딕"/>
-          <w:b/>
-          <w:sz w:val="20"/>
-        </w:rPr>
-        <w:t>■ 앨범명 : You Light Up My Life</w:t>
-        <w:br/>
-      </w:r>
-      <w:r>
-        <w:rPr w:rFonts="맑은 고딕">
-          <w:rFonts w:ascii="맑은 고딕" w:hAnsi="맑은 고딕" w:eastAsia="맑은 고딕"/>
-          <w:b w:val="0"/>
-          <w:sz w:val="20"/>
-        </w:rPr>
-        <w:t>■ 음반 레이블 : Warner Bros. Records / Curb Records</w:t>
-        <w:br/>
-      </w:r>
-      <w:r>
-        <w:rPr w:rFonts="맑은 고딕">
-          <w:rFonts w:ascii="맑은 고딕" w:hAnsi="맑은 고딕" w:eastAsia="맑은 고딕"/>
-          <w:b w:val="0"/>
-          <w:sz w:val="20"/>
-        </w:rPr>
-        <w:t>■ 발매년도 : 1977</w:t>
-        <w:br/>
-      </w:r>
-      <w:r>
-        <w:rPr w:rFonts="맑은 고딕">
-          <w:rFonts w:ascii="맑은 고딕" w:hAnsi="맑은 고딕" w:eastAsia="맑은 고딕"/>
-          <w:b w:val="0"/>
-          <w:sz w:val="20"/>
-        </w:rPr>
-        <w:t>■ 장르 : 팝 (Pop), 어덜트 컨템포러리 (Adult Contemporary)</w:t>
-        <w:br/>
-      </w:r>
-      <w:r>
-        <w:rPr w:rFonts="맑은 고딕">
-          <w:rFonts w:ascii="맑은 고딕" w:hAnsi="맑은 고딕" w:eastAsia="맑은 고딕"/>
-          <w:b w:val="0"/>
-          <w:sz w:val="20"/>
-        </w:rPr>
-        <w:t>■ 주요 수록곡 : 1. You Light Up My Life</w:t>
-        <w:br/>
+        <w:t>위치 :  188</w:t>
       </w:r>
     </w:p>
     <w:p>
       <w:pPr>
-        <w:spacing w:after="160"/>
+        <w:spacing w:line="324" w:lineRule="auto" w:before="80" w:after="160"/>
       </w:pPr>
       <w:r>
         <w:rPr w:rFonts="맑은 고딕">
           <w:rFonts w:ascii="맑은 고딕" w:hAnsi="맑은 고딕" w:eastAsia="맑은 고딕"/>
           <w:b/>
           <w:color w:val="1F2937"/>
-          <w:sz w:val="24"/>
+          <w:sz w:val="22"/>
         </w:rPr>
-        <w:t>■ 음반 해설 및 감상 가이드</w:t>
+        <w:t xml:space="preserve">[음반 소개] </w:t>
+      </w:r>
+      <w:r>
+        <w:rPr w:rFonts="맑은 고딕">
+          <w:rFonts w:ascii="맑은 고딕" w:hAnsi="맑은 고딕" w:eastAsia="맑은 고딕"/>
+          <w:b w:val="0"/>
+          <w:sz w:val="21"/>
+        </w:rPr>
       </w:r>
     </w:p>
     <w:p>
       <w:pPr>
-        <w:spacing w:line="312" w:lineRule="auto" w:after="120"/>
+        <w:spacing w:line="324" w:lineRule="auto" w:after="120"/>
       </w:pPr>
       <w:r>
         <w:rPr w:rFonts="맑은 고딕">
@@ -108,51 +61,516 @@
           <w:b w:val="0"/>
           <w:sz w:val="21"/>
         </w:rPr>
-        <w:t>1977년에 발매된 데비 분(Debby Boone)의 솔로 데뷔 앨범 《You Light Up My Life》는 1970년대 후반 대중음악계를 따스한 희망의 빛으로 물들인 어덜트 컨템포러리 팝의 명반입니다. 전설적인 팝 스타 팻 분(Pat Boone)의 딸로 가문 고유의 우아한 음악적 혈통을 이어받은 그녀는, 이 데뷔 음반 한 장으로 아버지를 넘어선 거대한 상업적 성공과 대중적 찬사를 거두었습니다. 동명의 타이틀곡은 당시 빌보드 핫 100 차트에서 무려 10주 연속 1위라는 대기록을 세우며 폭발적인 사랑을 받았고, 그녀에게 그해 그래미 어워드 '최우수 신인상'의 영예를 안겨주었습니다.</w:t>
+        <w:t>Debby Boone의 1977년 솔로 데뷔 음반 *You Light Up My Life*는 짙은 어둠 속을 밝히는 한 줄기 순결한 촛불처럼 당대 전 세계 음악 팬들의 가슴을 포근히 적신 불멸의 명반입니다. 1950년대를 풍미한 전설 팻 분(Pat Boone)의 음악적 혈통을 이어받아 티 없이 맑고 청아한 목소리로 사랑과 희망의 본질을 노래한 이 앨범은, 팝 발라드가 지닐 수 있는 가장 고결한 서정미를 정교하게 담아내고 있습니다. 메마른 현대인의 영혼을 정화하는 따스한 멜로디와 우아한 오케스트레이션의 조화는 반세기가 흐른 오늘날에도 변치 않는 감동의 파문을 일으킵니다.</w:t>
       </w:r>
     </w:p>
     <w:p>
       <w:pPr>
-        <w:spacing w:line="312" w:lineRule="auto" w:after="120"/>
+        <w:spacing w:line="324" w:lineRule="auto" w:before="200" w:after="80"/>
       </w:pPr>
+      <w:r>
+        <w:rPr w:rFonts="맑은 고딕">
+          <w:rFonts w:ascii="맑은 고딕" w:hAnsi="맑은 고딕" w:eastAsia="맑은 고딕"/>
+          <w:b/>
+          <w:color w:val="1E3A8A"/>
+          <w:sz w:val="24"/>
+        </w:rPr>
+        <w:t>1. 음반 데이터</w:t>
+      </w:r>
+    </w:p>
+    <w:p>
+      <w:pPr>
+        <w:spacing w:line="324" w:lineRule="auto" w:after="80"/>
+      </w:pPr>
+      <w:r>
+        <w:rPr w:rFonts="맑은 고딕">
+          <w:rFonts w:ascii="맑은 고딕" w:hAnsi="맑은 고딕" w:eastAsia="맑은 고딕"/>
+          <w:b w:val="0"/>
+          <w:color w:val="6B7280"/>
+          <w:sz w:val="21"/>
+        </w:rPr>
+        <w:t xml:space="preserve">· </w:t>
+      </w:r>
+      <w:r>
+        <w:rPr w:rFonts="맑은 고딕">
+          <w:rFonts w:ascii="맑은 고딕" w:hAnsi="맑은 고딕" w:eastAsia="맑은 고딕"/>
+          <w:b/>
+          <w:color w:val="1F2937"/>
+          <w:sz w:val="21"/>
+        </w:rPr>
+        <w:t xml:space="preserve">앨범명: </w:t>
+      </w:r>
       <w:r>
         <w:rPr w:rFonts="맑은 고딕">
           <w:rFonts w:ascii="맑은 고딕" w:hAnsi="맑은 고딕" w:eastAsia="맑은 고딕"/>
           <w:b w:val="0"/>
           <w:sz w:val="21"/>
         </w:rPr>
-        <w:t>본 음반은 1970년대 후반 웰메이드 팝이 지향했던 정갈하고 품격 있는 사운드의 정수를 보여줍니다. 데비 분의 보컬은 티 없이 맑고 청아하면서도 그 내면에 깊은 온기와 진정성을 품고 있습니다. 풍성하게 어우러지는 현악 오케스트레이션과 절제된 아쿠스틱 리듬 섹션은 그녀의 미성에 단단하고 고급스러운 음향적 뼈대를 제공하며, 팝과 종교적 감수성(Inspirational Pop)의 경계를 부드럽게 이어주는 독보적인 음악적 분위기를 자아냅니다.</w:t>
+        <w:t>You Light Up My Life</w:t>
       </w:r>
     </w:p>
     <w:p>
       <w:pPr>
-        <w:spacing w:line="312" w:lineRule="auto" w:after="120"/>
+        <w:spacing w:line="324" w:lineRule="auto" w:after="80"/>
       </w:pPr>
+      <w:r>
+        <w:rPr w:rFonts="맑은 고딕">
+          <w:rFonts w:ascii="맑은 고딕" w:hAnsi="맑은 고딕" w:eastAsia="맑은 고딕"/>
+          <w:b w:val="0"/>
+          <w:color w:val="6B7280"/>
+          <w:sz w:val="21"/>
+        </w:rPr>
+        <w:t xml:space="preserve">· </w:t>
+      </w:r>
+      <w:r>
+        <w:rPr w:rFonts="맑은 고딕">
+          <w:rFonts w:ascii="맑은 고딕" w:hAnsi="맑은 고딕" w:eastAsia="맑은 고딕"/>
+          <w:b/>
+          <w:color w:val="1F2937"/>
+          <w:sz w:val="21"/>
+        </w:rPr>
+        <w:t xml:space="preserve">아티스트: </w:t>
+      </w:r>
       <w:r>
         <w:rPr w:rFonts="맑은 고딕">
           <w:rFonts w:ascii="맑은 고딕" w:hAnsi="맑은 고딕" w:eastAsia="맑은 고딕"/>
           <w:b w:val="0"/>
           <w:sz w:val="21"/>
         </w:rPr>
-        <w:t>앨범의 백미인 타이틀곡 "You Light Up My Life"는 조셉 브룩스(Joseph Brooks)가 내어놓은 서정적인 멜로디 위로 데비 분의 보컬이 섬세하게 피어나 후반부의 거대한 감정적 클라이맥스로 치닫는 명곡입니다. 이 외에도 60년대 모녀 그룹 사운드의 명곡을 우아하게 재해석한 "He's a Rebel"과 스키터 데이비스의 원곡에 숭고한 깊이를 더한 "End of the World" 등에서는 클래식 팝에 대한 그녀의 뛰어난 해석력을 확인할 수 있습니다. 또한 "A Smile as Sweet as Yours" 같은 트랙에서는 듣는 이의 마음을 편안하게 누그러뜨리는 친근하고 다정한 음색이 돋보입니다.</w:t>
+        <w:t>Debby Boone (데비 분)</w:t>
       </w:r>
     </w:p>
     <w:p>
       <w:pPr>
-        <w:spacing w:line="312" w:lineRule="auto" w:after="120"/>
+        <w:spacing w:line="324" w:lineRule="auto" w:after="80"/>
       </w:pPr>
+      <w:r>
+        <w:rPr w:rFonts="맑은 고딕">
+          <w:rFonts w:ascii="맑은 고딕" w:hAnsi="맑은 고딕" w:eastAsia="맑은 고딕"/>
+          <w:b w:val="0"/>
+          <w:color w:val="6B7280"/>
+          <w:sz w:val="21"/>
+        </w:rPr>
+        <w:t xml:space="preserve">· </w:t>
+      </w:r>
+      <w:r>
+        <w:rPr w:rFonts="맑은 고딕">
+          <w:rFonts w:ascii="맑은 고딕" w:hAnsi="맑은 고딕" w:eastAsia="맑은 고딕"/>
+          <w:b/>
+          <w:color w:val="1F2937"/>
+          <w:sz w:val="21"/>
+        </w:rPr>
+        <w:t xml:space="preserve">발매 정보: </w:t>
+      </w:r>
       <w:r>
         <w:rPr w:rFonts="맑은 고딕">
           <w:rFonts w:ascii="맑은 고딕" w:hAnsi="맑은 고딕" w:eastAsia="맑은 고딕"/>
           <w:b w:val="0"/>
           <w:sz w:val="21"/>
         </w:rPr>
-        <w:t>《You Light Up My Life》는 단순한 히트곡의 모음집을 넘어, 각박한 현대인들의 내면에 깊은 위안과 평안을 선사하는 스탠더드 팝의 귀감입니다. 특히 바이닐(LP) 턴테이블의 바늘을 통해 흘러나오는 특유의 따뜻한 잔향은 데비 분의 순수한 보컬 텍스처와 현악의 우아한 울림을 가장 완벽하게 재현해 냅니다. 세월의 흐름 속에서도 빛바래지 않는 클래식한 감동을 선사하는, 음악 컬렉션에서 결코 빠질 수 없는 우아한 보석 같은 음반입니다.</w:t>
+        <w:t>1977년 워너 브라더스 레코드(Warner Bros. / Curb)를 통해 발매된 데비 분의 기념비적인 솔로 데뷔 음반으로, 동명의 영화 주제가이자 조 브룩스(Joe Brooks)가 작곡한 명곡을 전면에 내세워 1970년대 후반 어덜트 컨템포러리 팝의 황금기를 상징하는 역사적 작품입니다.</w:t>
+      </w:r>
+    </w:p>
+    <w:p>
+      <w:pPr>
+        <w:spacing w:line="324" w:lineRule="auto" w:after="80"/>
+      </w:pPr>
+      <w:r>
+        <w:rPr w:rFonts="맑은 고딕">
+          <w:rFonts w:ascii="맑은 고딕" w:hAnsi="맑은 고딕" w:eastAsia="맑은 고딕"/>
+          <w:b w:val="0"/>
+          <w:color w:val="6B7280"/>
+          <w:sz w:val="21"/>
+        </w:rPr>
+        <w:t xml:space="preserve">· </w:t>
+      </w:r>
+      <w:r>
+        <w:rPr w:rFonts="맑은 고딕">
+          <w:rFonts w:ascii="맑은 고딕" w:hAnsi="맑은 고딕" w:eastAsia="맑은 고딕"/>
+          <w:b/>
+          <w:color w:val="1F2937"/>
+          <w:sz w:val="21"/>
+        </w:rPr>
+        <w:t xml:space="preserve">LP 인기도(판매량): </w:t>
+      </w:r>
+      <w:r>
+        <w:rPr w:rFonts="맑은 고딕">
+          <w:rFonts w:ascii="맑은 고딕" w:hAnsi="맑은 고딕" w:eastAsia="맑은 고딕"/>
+          <w:b w:val="0"/>
+          <w:sz w:val="21"/>
+        </w:rPr>
+        <w:t>타이틀 싱글은 빌보드 핫 100 차트에서 무려 10주 연속 1위라는 1970년대 최장기 독주 대기록을 수립하였으며, 앨범 역시 빌보드 앨범 차트 최상위권에 오르고 미국음반산업협회(RIAA) 플래티넘 인증(100만 장 이상 판매)을 획득하며 전 세계적인 신드롬을 일으켰습니다.</w:t>
+      </w:r>
+    </w:p>
+    <w:p>
+      <w:pPr>
+        <w:spacing w:line="324" w:lineRule="auto" w:after="80"/>
+      </w:pPr>
+      <w:r>
+        <w:rPr w:rFonts="맑은 고딕">
+          <w:rFonts w:ascii="맑은 고딕" w:hAnsi="맑은 고딕" w:eastAsia="맑은 고딕"/>
+          <w:b w:val="0"/>
+          <w:color w:val="6B7280"/>
+          <w:sz w:val="21"/>
+        </w:rPr>
+        <w:t xml:space="preserve">· </w:t>
+      </w:r>
+      <w:r>
+        <w:rPr w:rFonts="맑은 고딕">
+          <w:rFonts w:ascii="맑은 고딕" w:hAnsi="맑은 고딕" w:eastAsia="맑은 고딕"/>
+          <w:b/>
+          <w:color w:val="1F2937"/>
+          <w:sz w:val="21"/>
+        </w:rPr>
+        <w:t xml:space="preserve">각종 수상경력: </w:t>
+      </w:r>
+      <w:r>
+        <w:rPr w:rFonts="맑은 고딕">
+          <w:rFonts w:ascii="맑은 고딕" w:hAnsi="맑은 고딕" w:eastAsia="맑은 고딕"/>
+          <w:b w:val="0"/>
+          <w:sz w:val="21"/>
+        </w:rPr>
+        <w:t>1978년 제20회 그래미 어워드에서 최고 영예 중 하나인 '최우수 신인상(Best New Artist)'을 품에 안았으며, 수록된 타이틀곡은 아카데미 시상식 주제가상을 수상하는 등 음악성과 대중성을 동시에 공인받으며 팝 역사의 찬란한 이정표로 남았습니다.</w:t>
+      </w:r>
+    </w:p>
+    <w:p>
+      <w:pPr>
+        <w:spacing w:line="324" w:lineRule="auto" w:before="200" w:after="80"/>
+      </w:pPr>
+      <w:r>
+        <w:rPr w:rFonts="맑은 고딕">
+          <w:rFonts w:ascii="맑은 고딕" w:hAnsi="맑은 고딕" w:eastAsia="맑은 고딕"/>
+          <w:b/>
+          <w:color w:val="1E3A8A"/>
+          <w:sz w:val="24"/>
+        </w:rPr>
+        <w:t>2. 아티스트 정보</w:t>
+      </w:r>
+    </w:p>
+    <w:p>
+      <w:pPr>
+        <w:spacing w:line="324" w:lineRule="auto" w:after="80"/>
+      </w:pPr>
+      <w:r>
+        <w:rPr w:rFonts="맑은 고딕">
+          <w:rFonts w:ascii="맑은 고딕" w:hAnsi="맑은 고딕" w:eastAsia="맑은 고딕"/>
+          <w:b w:val="0"/>
+          <w:color w:val="6B7280"/>
+          <w:sz w:val="21"/>
+        </w:rPr>
+        <w:t xml:space="preserve">· </w:t>
+      </w:r>
+      <w:r>
+        <w:rPr w:rFonts="맑은 고딕">
+          <w:rFonts w:ascii="맑은 고딕" w:hAnsi="맑은 고딕" w:eastAsia="맑은 고딕"/>
+          <w:b/>
+          <w:color w:val="1F2937"/>
+          <w:sz w:val="21"/>
+        </w:rPr>
+        <w:t xml:space="preserve">국적: </w:t>
+      </w:r>
+      <w:r>
+        <w:rPr w:rFonts="맑은 고딕">
+          <w:rFonts w:ascii="맑은 고딕" w:hAnsi="맑은 고딕" w:eastAsia="맑은 고딕"/>
+          <w:b w:val="0"/>
+          <w:sz w:val="21"/>
+        </w:rPr>
+        <w:t>미국</w:t>
+      </w:r>
+    </w:p>
+    <w:p>
+      <w:pPr>
+        <w:spacing w:line="324" w:lineRule="auto" w:after="80"/>
+      </w:pPr>
+      <w:r>
+        <w:rPr w:rFonts="맑은 고딕">
+          <w:rFonts w:ascii="맑은 고딕" w:hAnsi="맑은 고딕" w:eastAsia="맑은 고딕"/>
+          <w:b w:val="0"/>
+          <w:color w:val="6B7280"/>
+          <w:sz w:val="21"/>
+        </w:rPr>
+        <w:t xml:space="preserve">· </w:t>
+      </w:r>
+      <w:r>
+        <w:rPr w:rFonts="맑은 고딕">
+          <w:rFonts w:ascii="맑은 고딕" w:hAnsi="맑은 고딕" w:eastAsia="맑은 고딕"/>
+          <w:b/>
+          <w:color w:val="1F2937"/>
+          <w:sz w:val="21"/>
+        </w:rPr>
+        <w:t xml:space="preserve">생몰년도: </w:t>
+      </w:r>
+      <w:r>
+        <w:rPr w:rFonts="맑은 고딕">
+          <w:rFonts w:ascii="맑은 고딕" w:hAnsi="맑은 고딕" w:eastAsia="맑은 고딕"/>
+          <w:b w:val="0"/>
+          <w:sz w:val="21"/>
+        </w:rPr>
+        <w:t>1956년 9월 22일 ~ 현재</w:t>
+      </w:r>
+    </w:p>
+    <w:p>
+      <w:pPr>
+        <w:spacing w:line="324" w:lineRule="auto" w:after="80"/>
+      </w:pPr>
+      <w:r>
+        <w:rPr w:rFonts="맑은 고딕">
+          <w:rFonts w:ascii="맑은 고딕" w:hAnsi="맑은 고딕" w:eastAsia="맑은 고딕"/>
+          <w:b w:val="0"/>
+          <w:color w:val="6B7280"/>
+          <w:sz w:val="21"/>
+        </w:rPr>
+        <w:t xml:space="preserve">· </w:t>
+      </w:r>
+      <w:r>
+        <w:rPr w:rFonts="맑은 고딕">
+          <w:rFonts w:ascii="맑은 고딕" w:hAnsi="맑은 고딕" w:eastAsia="맑은 고딕"/>
+          <w:b/>
+          <w:color w:val="1F2937"/>
+          <w:sz w:val="21"/>
+        </w:rPr>
+        <w:t xml:space="preserve">그룹 소속: </w:t>
+      </w:r>
+      <w:r>
+        <w:rPr w:rFonts="맑은 고딕">
+          <w:rFonts w:ascii="맑은 고딕" w:hAnsi="맑은 고딕" w:eastAsia="맑은 고딕"/>
+          <w:b w:val="0"/>
+          <w:sz w:val="21"/>
+        </w:rPr>
+        <w:t>솔로 (가족 그룹 'The Boones' 활동 병행)</w:t>
+      </w:r>
+    </w:p>
+    <w:p>
+      <w:pPr>
+        <w:spacing w:line="324" w:lineRule="auto" w:after="80"/>
+      </w:pPr>
+      <w:r>
+        <w:rPr w:rFonts="맑은 고딕">
+          <w:rFonts w:ascii="맑은 고딕" w:hAnsi="맑은 고딕" w:eastAsia="맑은 고딕"/>
+          <w:b w:val="0"/>
+          <w:color w:val="6B7280"/>
+          <w:sz w:val="21"/>
+        </w:rPr>
+        <w:t xml:space="preserve">· </w:t>
+      </w:r>
+      <w:r>
+        <w:rPr w:rFonts="맑은 고딕">
+          <w:rFonts w:ascii="맑은 고딕" w:hAnsi="맑은 고딕" w:eastAsia="맑은 고딕"/>
+          <w:b/>
+          <w:color w:val="1F2937"/>
+          <w:sz w:val="21"/>
+        </w:rPr>
+        <w:t xml:space="preserve">아티스트 소개: </w:t>
+      </w:r>
+      <w:r>
+        <w:rPr w:rFonts="맑은 고딕">
+          <w:rFonts w:ascii="맑은 고딕" w:hAnsi="맑은 고딕" w:eastAsia="맑은 고딕"/>
+          <w:b w:val="0"/>
+          <w:sz w:val="21"/>
+        </w:rPr>
+        <w:t>데비 분은 전설적인 팝 스타 팻 분의 딸로서 천부적인 음악적 감각과 맑고 단단한 보컬 가창력을 겸비한 독보적인 보컬리스트입니다. 자매들과의 가스펠 활동을 거쳐 솔로 아티스트로서 첫발을 내딛자마자, 티 없이 맑은 음색과 깊은 종교적·인간적 온기가 깃든 해석력으로 1970년대 팝과 컨트리, 크리스천 음악 씬 전반에 걸쳐 지울 수 없는 발자취를 남겼습니다.</w:t>
+      </w:r>
+    </w:p>
+    <w:p>
+      <w:pPr>
+        <w:spacing w:line="324" w:lineRule="auto" w:before="200" w:after="80"/>
+      </w:pPr>
+      <w:r>
+        <w:rPr w:rFonts="맑은 고딕">
+          <w:rFonts w:ascii="맑은 고딕" w:hAnsi="맑은 고딕" w:eastAsia="맑은 고딕"/>
+          <w:b/>
+          <w:color w:val="1E3A8A"/>
+          <w:sz w:val="24"/>
+        </w:rPr>
+        <w:t>3. 음반 상세 분석</w:t>
+      </w:r>
+    </w:p>
+    <w:p>
+      <w:pPr>
+        <w:spacing w:line="324" w:lineRule="auto" w:after="80"/>
+      </w:pPr>
+      <w:r>
+        <w:rPr w:rFonts="맑은 고딕">
+          <w:rFonts w:ascii="맑은 고딕" w:hAnsi="맑은 고딕" w:eastAsia="맑은 고딕"/>
+          <w:b w:val="0"/>
+          <w:color w:val="6B7280"/>
+          <w:sz w:val="21"/>
+        </w:rPr>
+        <w:t xml:space="preserve">· </w:t>
+      </w:r>
+      <w:r>
+        <w:rPr w:rFonts="맑은 고딕">
+          <w:rFonts w:ascii="맑은 고딕" w:hAnsi="맑은 고딕" w:eastAsia="맑은 고딕"/>
+          <w:b/>
+          <w:color w:val="1F2937"/>
+          <w:sz w:val="21"/>
+        </w:rPr>
+        <w:t xml:space="preserve">역사적 위치: </w:t>
+      </w:r>
+      <w:r>
+        <w:rPr w:rFonts="맑은 고딕">
+          <w:rFonts w:ascii="맑은 고딕" w:hAnsi="맑은 고딕" w:eastAsia="맑은 고딕"/>
+          <w:b w:val="0"/>
+          <w:sz w:val="21"/>
+        </w:rPr>
+        <w:t>본 앨범은 디스코 열풍과 펑크, 하드 록이 공존하던 1970년대 후반의 음악 씬에서, 가장 순수하고 우아한 스탠더드 팝 발라드의 힘이 거대한 대중적 승리를 거둘 수 있음을 완벽하게 증명한 작품입니다. 화려한 전자음 대신 서정적인 어쿠스틱 악기들과 풍성한 스트링 세션, 그리고 보컬의 진솔한 울림을 중심에 배치하여 시대를 초월하는 클래식 팝의 정수를 들려줍니다.</w:t>
+      </w:r>
+    </w:p>
+    <w:p>
+      <w:pPr>
+        <w:spacing w:line="324" w:lineRule="auto" w:after="80"/>
+      </w:pPr>
+      <w:r>
+        <w:rPr w:rFonts="맑은 고딕">
+          <w:rFonts w:ascii="맑은 고딕" w:hAnsi="맑은 고딕" w:eastAsia="맑은 고딕"/>
+          <w:b w:val="0"/>
+          <w:color w:val="6B7280"/>
+          <w:sz w:val="21"/>
+        </w:rPr>
+        <w:t xml:space="preserve">· </w:t>
+      </w:r>
+      <w:r>
+        <w:rPr w:rFonts="맑은 고딕">
+          <w:rFonts w:ascii="맑은 고딕" w:hAnsi="맑은 고딕" w:eastAsia="맑은 고딕"/>
+          <w:b/>
+          <w:color w:val="1F2937"/>
+          <w:sz w:val="21"/>
+        </w:rPr>
+        <w:t xml:space="preserve">시대의 흔적(스토리텔링): </w:t>
+      </w:r>
+      <w:r>
+        <w:rPr w:rFonts="맑은 고딕">
+          <w:rFonts w:ascii="맑은 고딕" w:hAnsi="맑은 고딕" w:eastAsia="맑은 고딕"/>
+          <w:b w:val="0"/>
+          <w:sz w:val="21"/>
+        </w:rPr>
+        <w:t>1970년대 중후반의 사회적 격변과 불안 속에서 방황하던 당대의 대중에게 데비 분의 음성은 영혼을 어루만져 주는 가장 따스한 안식처였습니다. 낭만적인 사랑에 대한 갈망과 내일을 향한 순수한 희망을 가득 품은 그녀의 노래는 밤늦은 시간 라디오와 턴테이블을 통해 울려 퍼지며, 청춘들에게 삶의 어둠을 밝혀주는 위로와 벅찬 희망의 정서를 아로새겼습니다.</w:t>
+      </w:r>
+    </w:p>
+    <w:p>
+      <w:pPr>
+        <w:spacing w:line="324" w:lineRule="auto" w:before="200" w:after="80"/>
+      </w:pPr>
+      <w:r>
+        <w:rPr w:rFonts="맑은 고딕">
+          <w:rFonts w:ascii="맑은 고딕" w:hAnsi="맑은 고딕" w:eastAsia="맑은 고딕"/>
+          <w:b/>
+          <w:color w:val="1E3A8A"/>
+          <w:sz w:val="24"/>
+        </w:rPr>
+        <w:t>4. 주요 수록곡 및 감상 제언</w:t>
+      </w:r>
+    </w:p>
+    <w:p>
+      <w:pPr>
+        <w:spacing w:line="324" w:lineRule="auto" w:after="80"/>
+      </w:pPr>
+      <w:r>
+        <w:rPr w:rFonts="맑은 고딕">
+          <w:rFonts w:ascii="맑은 고딕" w:hAnsi="맑은 고딕" w:eastAsia="맑은 고딕"/>
+          <w:b w:val="0"/>
+          <w:color w:val="6B7280"/>
+          <w:sz w:val="21"/>
+        </w:rPr>
+        <w:t xml:space="preserve">· </w:t>
+      </w:r>
+      <w:r>
+        <w:rPr w:rFonts="맑은 고딕">
+          <w:rFonts w:ascii="맑은 고딕" w:hAnsi="맑은 고딕" w:eastAsia="맑은 고딕"/>
+          <w:b/>
+          <w:color w:val="1F2937"/>
+          <w:sz w:val="21"/>
+        </w:rPr>
+        <w:t xml:space="preserve">주요 수록곡 특징: </w:t>
+      </w:r>
+      <w:r>
+        <w:rPr w:rFonts="맑은 고딕">
+          <w:rFonts w:ascii="맑은 고딕" w:hAnsi="맑은 고딕" w:eastAsia="맑은 고딕"/>
+          <w:b w:val="0"/>
+          <w:sz w:val="21"/>
+        </w:rPr>
+        <w:t>음악사의 영원한 명곡이자 극적인 오케스트레이션과 청아한 절정이 빛나는 타이틀곡 'You Light Up My Life'를 필두로, 밴드 브레드(Bread)의 서정미를 유려하게 재해석한 'Baby, I'm-a Want You', 아바(ABBA)의 곡을 단아한 감성으로 풀어낸 'Hasta Mañana', 그리고 고전적인 팝의 발랄한 매력을 뽐내는 'A Rock and Roll Song'에 이르기까지 다채롭고 격조 높은 트랙들로 채워져 있습니다.</w:t>
+      </w:r>
+    </w:p>
+    <w:p>
+      <w:pPr>
+        <w:spacing w:line="324" w:lineRule="auto" w:after="80"/>
+      </w:pPr>
+      <w:r>
+        <w:rPr w:rFonts="맑은 고딕">
+          <w:rFonts w:ascii="맑은 고딕" w:hAnsi="맑은 고딕" w:eastAsia="맑은 고딕"/>
+          <w:b w:val="0"/>
+          <w:color w:val="6B7280"/>
+          <w:sz w:val="21"/>
+        </w:rPr>
+        <w:t xml:space="preserve">· </w:t>
+      </w:r>
+      <w:r>
+        <w:rPr w:rFonts="맑은 고딕">
+          <w:rFonts w:ascii="맑은 고딕" w:hAnsi="맑은 고딕" w:eastAsia="맑은 고딕"/>
+          <w:b/>
+          <w:color w:val="1F2937"/>
+          <w:sz w:val="21"/>
+        </w:rPr>
+        <w:t xml:space="preserve">빈티지 감상 제언: </w:t>
+      </w:r>
+      <w:r>
+        <w:rPr w:rFonts="맑은 고딕">
+          <w:rFonts w:ascii="맑은 고딕" w:hAnsi="맑은 고딕" w:eastAsia="맑은 고딕"/>
+          <w:b w:val="0"/>
+          <w:sz w:val="21"/>
+        </w:rPr>
+        <w:t>진공관 앰프의 은은한 배음과 아날로그 턴테이블의 카트리지를 거칠 때, 데비 분의 호흡 하나하나와 미세한 비브라토가 놀랍도록 입체적으로 피어납니다. 현악 앙상블의 부드러운 잔향과 어쿠스틱 피아노 타건의 자연스러운 울림은 디지털 리마스터 음원에서는 결코 맛볼 수 없는 깊은 공간감과 따뜻한 아날로그의 정취를 온전히 선사합니다.</w:t>
+      </w:r>
+    </w:p>
+    <w:p>
+      <w:pPr>
+        <w:spacing w:line="324" w:lineRule="auto" w:after="80"/>
+      </w:pPr>
+      <w:r>
+        <w:rPr w:rFonts="맑은 고딕">
+          <w:rFonts w:ascii="맑은 고딕" w:hAnsi="맑은 고딕" w:eastAsia="맑은 고딕"/>
+          <w:b w:val="0"/>
+          <w:color w:val="6B7280"/>
+          <w:sz w:val="21"/>
+        </w:rPr>
+        <w:t xml:space="preserve">· </w:t>
+      </w:r>
+      <w:r>
+        <w:rPr w:rFonts="맑은 고딕">
+          <w:rFonts w:ascii="맑은 고딕" w:hAnsi="맑은 고딕" w:eastAsia="맑은 고딕"/>
+          <w:b/>
+          <w:color w:val="1F2937"/>
+          <w:sz w:val="21"/>
+        </w:rPr>
+        <w:t xml:space="preserve">소장 가치: </w:t>
+      </w:r>
+      <w:r>
+        <w:rPr w:rFonts="맑은 고딕">
+          <w:rFonts w:ascii="맑은 고딕" w:hAnsi="맑은 고딕" w:eastAsia="맑은 고딕"/>
+          <w:b w:val="0"/>
+          <w:sz w:val="21"/>
+        </w:rPr>
+        <w:t>1970년대를 관통했던 가장 찬란한 보컬 팝의 정점을 상징하는 음반이자 빌보드 역사의 전설적인 기록을 품고 있는 LP로서, 순수한 낭만주의 팝의 정수를 소장하고자 하는 클래식/팝 바이닐 컬렉터라면 결코 놓칠 수 없는 영원한 마스터피스입니다.</w:t>
+      </w:r>
+    </w:p>
+    <w:p>
+      <w:pPr>
+        <w:spacing w:line="324" w:lineRule="auto" w:after="120" w:before="160"/>
+      </w:pPr>
+      <w:r>
+        <w:rPr w:rFonts="맑은 고딕">
+          <w:rFonts w:ascii="맑은 고딕" w:hAnsi="맑은 고딕" w:eastAsia="맑은 고딕"/>
+          <w:b/>
+          <w:color w:val="4338CA"/>
+          <w:sz w:val="21"/>
+        </w:rPr>
+        <w:t>이 음반을 통해 아날로그 바늘 끝에서 피어나는 순수한 빛과 온기가 가슴 깊은 곳까지 전해주는 감동을 다시 한번 경험해 보시는 것은 어떨까요?</w:t>
       </w:r>
     </w:p>
     <w:sectPr>
       <w:pgSz w:w="12240" w:h="15840"/>
-      <w:pgMar w:top="1440" w:right="1440" w:bottom="1440" w:left="1440" w:header="720" w:footer="720" w:gutter="0"/>
+      <w:pgMar w:top="1152" w:right="1296" w:bottom="1152" w:left="1296" w:header="720" w:footer="720" w:gutter="0"/>
       <w:cols w:space="720"/>
       <w:docGrid w:linePitch="360"/>
     </w:sectPr>

--- a/word_reports/LP_0121_위치_188_Debby Boone_You Light Up .docx
+++ b/word_reports/LP_0121_위치_188_Debby Boone_You Light Up .docx
@@ -32,7 +32,7 @@
     </w:p>
     <w:p>
       <w:pPr>
-        <w:spacing w:line="324" w:lineRule="auto" w:before="80" w:after="160"/>
+        <w:spacing w:line="324" w:lineRule="auto" w:before="80" w:after="120"/>
       </w:pPr>
       <w:r>
         <w:rPr w:rFonts="맑은 고딕">
@@ -42,13 +42,6 @@
           <w:sz w:val="22"/>
         </w:rPr>
         <w:t xml:space="preserve">[음반 소개] </w:t>
-      </w:r>
-      <w:r>
-        <w:rPr w:rFonts="맑은 고딕">
-          <w:rFonts w:ascii="맑은 고딕" w:hAnsi="맑은 고딕" w:eastAsia="맑은 고딕"/>
-          <w:b w:val="0"/>
-          <w:sz w:val="21"/>
-        </w:rPr>
       </w:r>
     </w:p>
     <w:p>
@@ -61,7 +54,46 @@
           <w:b w:val="0"/>
           <w:sz w:val="21"/>
         </w:rPr>
-        <w:t>Debby Boone의 1977년 솔로 데뷔 음반 *You Light Up My Life*는 짙은 어둠 속을 밝히는 한 줄기 순결한 촛불처럼 당대 전 세계 음악 팬들의 가슴을 포근히 적신 불멸의 명반입니다. 1950년대를 풍미한 전설 팻 분(Pat Boone)의 음악적 혈통을 이어받아 티 없이 맑고 청아한 목소리로 사랑과 희망의 본질을 노래한 이 앨범은, 팝 발라드가 지닐 수 있는 가장 고결한 서정미를 정교하게 담아내고 있습니다. 메마른 현대인의 영혼을 정화하는 따스한 멜로디와 우아한 오케스트레이션의 조화는 반세기가 흐른 오늘날에도 변치 않는 감동의 파문을 일으킵니다.</w:t>
+        <w:t>1970년대 후반의 대중음악계는 바야흐로 디스코의 열광적인 리듬과 펑크 록의 거친 포효가 교차하던 역동의 시대였습니다. 현란한 사이키델릭과 자극적인 비트가 밤의 거리를 지배하던 1977년 가을, 세상의 번잡함을 일순간에 멈춰 세운 것은 놀랍게도 티 없이 맑고 청아한 한 소녀의 순수한 기도와도 같은 노래였습니다. 전설적인 팝 스타 팻 분(Pat Boone)의 딸이라는 가문의 영광과 부담을 동시에 짊어지고 있던 데비 분은 데뷔 솔로 앨범 《You Light Up My Life》를 통해 온전히 자신의 독자적인 예술적 서사를 세상에 아로새겼습니다.</w:t>
+      </w:r>
+    </w:p>
+    <w:p>
+      <w:pPr>
+        <w:spacing w:line="324" w:lineRule="auto" w:after="120"/>
+      </w:pPr>
+      <w:r>
+        <w:rPr w:rFonts="맑은 고딕">
+          <w:rFonts w:ascii="맑은 고딕" w:hAnsi="맑은 고딕" w:eastAsia="맑은 고딕"/>
+          <w:b w:val="0"/>
+          <w:sz w:val="21"/>
+        </w:rPr>
+        <w:t>동명의 영화 주제가로 세상에 나온 타이틀곡 'You Light Up My Life'는 조 브룩스가 빚어낸 유려한 멜로디 위에 데비 분 특유의 흠잡을 데 없는 음정, 그리고 가슴 깊은 곳에서 길어 올린 경건한 감정이 더해지며 단순한 사랑 노래를 넘어선 영혼의 찬가로 승화되었습니다. 그녀는 이 곡을 남녀 간의 세속적 연정을 넘어, 삶의 깊은 어둠 속에서 방황하는 이들에게 내려앉는 신의 은총이자 절대적인 희망의 빛으로 해석하여 불렀습니다. 진심을 꾹꾹 눌러 담은 그녀의 절제된 호흡과 폭발하는 후렴구의 감정선은 듣는 이로 하여금 깊은 내면의 위안을 마주하게 합니다.</w:t>
+      </w:r>
+    </w:p>
+    <w:p>
+      <w:pPr>
+        <w:spacing w:line="324" w:lineRule="auto" w:after="120"/>
+      </w:pPr>
+      <w:r>
+        <w:rPr w:rFonts="맑은 고딕">
+          <w:rFonts w:ascii="맑은 고딕" w:hAnsi="맑은 고딕" w:eastAsia="맑은 고딕"/>
+          <w:b w:val="0"/>
+          <w:sz w:val="21"/>
+        </w:rPr>
+        <w:t>이 음반은 발매와 동시에 빌보드 핫 100 차트에서 무려 10주 연속 1위라는, 당시 대중음악사상 유례를 찾기 힘든 불멸의 대기록을 수립했습니다. 이는 베트남 전쟁의 깊은 상흔과 정치적 격변을 겪으며 마음 둘 곳을 잃었던 당시 전 세계 청자들에게 데비 분의 목소리가 따스한 영혼의 안식처가 되어 주었음을 증명하는 사건이었습니다. 앨범 전체를 관통하는 어쿠스틱 오케스트레이션과 따뜻한 팝 사운드는 시대를 휩쓸던 유행의 덧없음을 비웃기라도 하듯, 시대를 초월하는 클래시컬한 기품을 견지하고 있습니다.</w:t>
+      </w:r>
+    </w:p>
+    <w:p>
+      <w:pPr>
+        <w:spacing w:line="324" w:lineRule="auto" w:after="120"/>
+      </w:pPr>
+      <w:r>
+        <w:rPr w:rFonts="맑은 고딕">
+          <w:rFonts w:ascii="맑은 고딕" w:hAnsi="맑은 고딕" w:eastAsia="맑은 고딕"/>
+          <w:b w:val="0"/>
+          <w:sz w:val="21"/>
+        </w:rPr>
+        <w:t>반세기에 가까운 세월이 흐른 지금도, 턴테이블의 회전 속에서 피어오르는 그녀의 목소리는 잊고 지냈던 생의 찬란한 순간들을 환히 비춥니다. 화려한 전자음이 범람하는 현대에 이 음반이 건네는 아날로그적 정취와 고결한 서정성은, 왜 우리가 여전히 바이닐의 바늘 끝에서 울려 퍼지는 한 줄기 소리에 마음을 기대어야 하는지를 가장 우아하고 설득력 있게 웅변해 줍니다.</w:t>
       </w:r>
     </w:p>
     <w:p>
@@ -168,7 +200,7 @@
           <w:b w:val="0"/>
           <w:sz w:val="21"/>
         </w:rPr>
-        <w:t>1977년 워너 브라더스 레코드(Warner Bros. / Curb)를 통해 발매된 데비 분의 기념비적인 솔로 데뷔 음반으로, 동명의 영화 주제가이자 조 브룩스(Joe Brooks)가 작곡한 명곡을 전면에 내세워 1970년대 후반 어덜트 컨템포러리 팝의 황금기를 상징하는 역사적 작품입니다.</w:t>
+        <w:t>1977년 Curb/Warner Bros. 레코드를 통해 발표된 데비 분의 솔로 데뷔 정규 앨범으로, 1970년대 후반 어덜트 컨템퍼러리 및 서정적 팝 발라드의 정점을 보여주는 역사적 작품입니다.</w:t>
       </w:r>
     </w:p>
     <w:p>
@@ -199,7 +231,7 @@
           <w:b w:val="0"/>
           <w:sz w:val="21"/>
         </w:rPr>
-        <w:t>타이틀 싱글은 빌보드 핫 100 차트에서 무려 10주 연속 1위라는 1970년대 최장기 독주 대기록을 수립하였으며, 앨범 역시 빌보드 앨범 차트 최상위권에 오르고 미국음반산업협회(RIAA) 플래티넘 인증(100만 장 이상 판매)을 획득하며 전 세계적인 신드롬을 일으켰습니다.</w:t>
+        <w:t>빌보드 200 앨범 차트 6위 및 RIAA 플래티넘(100만 장 이상 판매)을 기록하였으며, 타이틀곡은 빌보드 싱글 차트 10주 연속 1위라는 1970년대 최장기 집권 기록을 세우며 경이로운 상업적 성공을 거두었습니다.</w:t>
       </w:r>
     </w:p>
     <w:p>
@@ -230,7 +262,7 @@
           <w:b w:val="0"/>
           <w:sz w:val="21"/>
         </w:rPr>
-        <w:t>1978년 제20회 그래미 어워드에서 최고 영예 중 하나인 '최우수 신인상(Best New Artist)'을 품에 안았으며, 수록된 타이틀곡은 아카데미 시상식 주제가상을 수상하는 등 음악성과 대중성을 동시에 공인받으며 팝 역사의 찬란한 이정표로 남았습니다.</w:t>
+        <w:t>1978년 제20회 그래미 어워드 ‘최우수 신인상(Best New Artist)’ 수상, 아메리칸 뮤직 어워드(AMA) 수상 및 타이틀곡의 아카데미 주제가상 수상(작곡가 조 브룩스) 등 음악계 최고의 영예를 안았습니다.</w:t>
       </w:r>
     </w:p>
     <w:p>
@@ -275,7 +307,7 @@
           <w:b w:val="0"/>
           <w:sz w:val="21"/>
         </w:rPr>
-        <w:t>미국</w:t>
+        <w:t>미국 (USA)</w:t>
       </w:r>
     </w:p>
     <w:p>
@@ -337,7 +369,7 @@
           <w:b w:val="0"/>
           <w:sz w:val="21"/>
         </w:rPr>
-        <w:t>솔로 (가족 그룹 'The Boones' 활동 병행)</w:t>
+        <w:t>솔로 (The Boones 활동 병행)</w:t>
       </w:r>
     </w:p>
     <w:p>
@@ -368,7 +400,7 @@
           <w:b w:val="0"/>
           <w:sz w:val="21"/>
         </w:rPr>
-        <w:t>데비 분은 전설적인 팝 스타 팻 분의 딸로서 천부적인 음악적 감각과 맑고 단단한 보컬 가창력을 겸비한 독보적인 보컬리스트입니다. 자매들과의 가스펠 활동을 거쳐 솔로 아티스트로서 첫발을 내딛자마자, 티 없이 맑은 음색과 깊은 종교적·인간적 온기가 깃든 해석력으로 1970년대 팝과 컨트리, 크리스천 음악 씬 전반에 걸쳐 지울 수 없는 발자취를 남겼습니다.</w:t>
+        <w:t>팝 음악의 거장 팻 분의 딸로 태어나 천부적인 가창력과 맑고 투명한 음색을 타고난 보컬리스트입니다. 팝과 컨트리, 컨템퍼러리 크리스천 뮤직(CCM)을 유려하게 넘나들며 종교적 경건함과 대중적 감성을 동시에 품은 독보적인 아티스트로 평가받습니다. 1970년대 후반 순수 발라드의 르네상스를 이끌며 시대를 위로한 불멸의 디바로 기억되고 있습니다.</w:t>
       </w:r>
     </w:p>
     <w:p>
@@ -413,7 +445,7 @@
           <w:b w:val="0"/>
           <w:sz w:val="21"/>
         </w:rPr>
-        <w:t>본 앨범은 디스코 열풍과 펑크, 하드 록이 공존하던 1970년대 후반의 음악 씬에서, 가장 순수하고 우아한 스탠더드 팝 발라드의 힘이 거대한 대중적 승리를 거둘 수 있음을 완벽하게 증명한 작품입니다. 화려한 전자음 대신 서정적인 어쿠스틱 악기들과 풍성한 스트링 세션, 그리고 보컬의 진솔한 울림을 중심에 배치하여 시대를 초월하는 클래식 팝의 정수를 들려줍니다.</w:t>
+        <w:t>디스코와 펑크 록의 물결이 절정에 달했던 1977년, 자극적인 사운드의 범람 속에서 단아한 멜로디와 어쿠스틱 오케스트라 편곡의 힘으로 음악적 균형을 회복시킨 기념비적 이정표입니다. 스탠더드 팝의 전통을 현대적인 팝 발라드로 완벽하게 계승한 완성도 높은 앨범입니다.</w:t>
       </w:r>
     </w:p>
     <w:p>
@@ -444,7 +476,7 @@
           <w:b w:val="0"/>
           <w:sz w:val="21"/>
         </w:rPr>
-        <w:t>1970년대 중후반의 사회적 격변과 불안 속에서 방황하던 당대의 대중에게 데비 분의 음성은 영혼을 어루만져 주는 가장 따스한 안식처였습니다. 낭만적인 사랑에 대한 갈망과 내일을 향한 순수한 희망을 가득 품은 그녀의 노래는 밤늦은 시간 라디오와 턴테이블을 통해 울려 퍼지며, 청춘들에게 삶의 어둠을 밝혀주는 위로와 벅찬 희망의 정서를 아로새겼습니다.</w:t>
+        <w:t>베트남 전쟁 종전 이후와 워터게이트 사건의 혼란을 거치며 정서적 치유와 진정한 안식을 갈망하던 70년대 청춘들의 마음을 단숨에 사로잡았습니다. 라디오 전파를 타고 흐르던 그녀의 청아한 목소리는 불확실한 시대를 살아가던 젊은 세대에게 순수한 사랑과 희망의 구원을 전하는 따스한 등불 역할을 하였습니다.</w:t>
       </w:r>
     </w:p>
     <w:p>
@@ -489,7 +521,99 @@
           <w:b w:val="0"/>
           <w:sz w:val="21"/>
         </w:rPr>
-        <w:t>음악사의 영원한 명곡이자 극적인 오케스트레이션과 청아한 절정이 빛나는 타이틀곡 'You Light Up My Life'를 필두로, 밴드 브레드(Bread)의 서정미를 유려하게 재해석한 'Baby, I'm-a Want You', 아바(ABBA)의 곡을 단아한 감성으로 풀어낸 'Hasta Mañana', 그리고 고전적인 팝의 발랄한 매력을 뽐내는 'A Rock and Roll Song'에 이르기까지 다채롭고 격조 높은 트랙들로 채워져 있습니다.</w:t>
+      </w:r>
+    </w:p>
+    <w:p>
+      <w:pPr>
+        <w:spacing w:line="324" w:lineRule="auto" w:after="80"/>
+      </w:pPr>
+      <w:r>
+        <w:rPr w:rFonts="맑은 고딕">
+          <w:rFonts w:ascii="맑은 고딕" w:hAnsi="맑은 고딕" w:eastAsia="맑은 고딕"/>
+          <w:b w:val="0"/>
+          <w:color w:val="6B7280"/>
+          <w:sz w:val="21"/>
+        </w:rPr>
+        <w:t xml:space="preserve">· </w:t>
+      </w:r>
+      <w:r>
+        <w:rPr w:rFonts="맑은 고딕">
+          <w:rFonts w:ascii="맑은 고딕" w:hAnsi="맑은 고딕" w:eastAsia="맑은 고딕"/>
+          <w:b/>
+          <w:color w:val="1F2937"/>
+          <w:sz w:val="21"/>
+        </w:rPr>
+        <w:t xml:space="preserve">"You Light Up My Life": </w:t>
+      </w:r>
+      <w:r>
+        <w:rPr w:rFonts="맑은 고딕">
+          <w:rFonts w:ascii="맑은 고딕" w:hAnsi="맑은 고딕" w:eastAsia="맑은 고딕"/>
+          <w:b w:val="0"/>
+          <w:sz w:val="21"/>
+        </w:rPr>
+        <w:t>잔잔한 피아노 아르페지오로 시작해 후반부 웅장한 스트링과 함께 터져 나오는 데비 분의 절창이 압도적인 감동을 자아내는 타이틀곡.</w:t>
+      </w:r>
+    </w:p>
+    <w:p>
+      <w:pPr>
+        <w:spacing w:line="324" w:lineRule="auto" w:after="80"/>
+      </w:pPr>
+      <w:r>
+        <w:rPr w:rFonts="맑은 고딕">
+          <w:rFonts w:ascii="맑은 고딕" w:hAnsi="맑은 고딕" w:eastAsia="맑은 고딕"/>
+          <w:b w:val="0"/>
+          <w:color w:val="6B7280"/>
+          <w:sz w:val="21"/>
+        </w:rPr>
+        <w:t xml:space="preserve">· </w:t>
+      </w:r>
+      <w:r>
+        <w:rPr w:rFonts="맑은 고딕">
+          <w:rFonts w:ascii="맑은 고딕" w:hAnsi="맑은 고딕" w:eastAsia="맑은 고딕"/>
+          <w:b/>
+          <w:color w:val="1F2937"/>
+          <w:sz w:val="21"/>
+        </w:rPr>
+        <w:t xml:space="preserve">"A Taste of Honey": </w:t>
+      </w:r>
+      <w:r>
+        <w:rPr w:rFonts="맑은 고딕">
+          <w:rFonts w:ascii="맑은 고딕" w:hAnsi="맑은 고딕" w:eastAsia="맑은 고딕"/>
+          <w:b w:val="0"/>
+          <w:sz w:val="21"/>
+        </w:rPr>
+        <w:t>팝 스탠더드 고전을 우아하고 세련된 보사노바풍의 리듬감과 담백한 보컬로 재해석하여 그녀의 폭넓은 음악적 스펙트럼을 보여주는 곡.</w:t>
+      </w:r>
+    </w:p>
+    <w:p>
+      <w:pPr>
+        <w:spacing w:line="324" w:lineRule="auto" w:after="80"/>
+      </w:pPr>
+      <w:r>
+        <w:rPr w:rFonts="맑은 고딕">
+          <w:rFonts w:ascii="맑은 고딕" w:hAnsi="맑은 고딕" w:eastAsia="맑은 고딕"/>
+          <w:b w:val="0"/>
+          <w:color w:val="6B7280"/>
+          <w:sz w:val="21"/>
+        </w:rPr>
+        <w:t xml:space="preserve">· </w:t>
+      </w:r>
+      <w:r>
+        <w:rPr w:rFonts="맑은 고딕">
+          <w:rFonts w:ascii="맑은 고딕" w:hAnsi="맑은 고딕" w:eastAsia="맑은 고딕"/>
+          <w:b/>
+          <w:color w:val="1F2937"/>
+          <w:sz w:val="21"/>
+        </w:rPr>
+        <w:t xml:space="preserve">"Baby, I'm Yours": </w:t>
+      </w:r>
+      <w:r>
+        <w:rPr w:rFonts="맑은 고딕">
+          <w:rFonts w:ascii="맑은 고딕" w:hAnsi="맑은 고딕" w:eastAsia="맑은 고딕"/>
+          <w:b w:val="0"/>
+          <w:sz w:val="21"/>
+        </w:rPr>
+        <w:t>1960년대 명곡을 산뜻한 어쿠스틱 편곡과 부드러운 화음으로 감싸 안아 앨범 전체의 포근하고 감미로운 결을 완성하는 트랙.</w:t>
       </w:r>
     </w:p>
     <w:p>
@@ -520,7 +644,7 @@
           <w:b w:val="0"/>
           <w:sz w:val="21"/>
         </w:rPr>
-        <w:t>진공관 앰프의 은은한 배음과 아날로그 턴테이블의 카트리지를 거칠 때, 데비 분의 호흡 하나하나와 미세한 비브라토가 놀랍도록 입체적으로 피어납니다. 현악 앙상블의 부드러운 잔향과 어쿠스틱 피아노 타건의 자연스러운 울림은 디지털 리마스터 음원에서는 결코 맛볼 수 없는 깊은 공간감과 따뜻한 아날로그의 정취를 온전히 선사합니다.</w:t>
+        <w:t>진공관 앰프를 통해 충분히 예열된 시스템에서 턴테이블의 바늘을 올릴 때, 어쿠스틱 기타와 현악 섹션의 울림이 마치 눈앞에서 연주되듯 부드럽게 피어오릅니다. 디지털 음원에서는 자칫 날카롭게 들릴 수 있는 고음역의 호소력 짙은 보컬이 아날로그 엘피 특유의 두터운 질감과 만나 가슴 저릿한 서정의 온기를 온전히 전달합니다.</w:t>
       </w:r>
     </w:p>
     <w:p>
@@ -551,7 +675,7 @@
           <w:b w:val="0"/>
           <w:sz w:val="21"/>
         </w:rPr>
-        <w:t>1970년대를 관통했던 가장 찬란한 보컬 팝의 정점을 상징하는 음반이자 빌보드 역사의 전설적인 기록을 품고 있는 LP로서, 순수한 낭만주의 팝의 정수를 소장하고자 하는 클래식/팝 바이닐 컬렉터라면 결코 놓칠 수 없는 영원한 마스터피스입니다.</w:t>
+        <w:t>빌보드 10주 연속 1위라는 팝 음악사의 거대한 족적을 실물로 간직할 수 있는 음반이자, 화려한 스튜디오 세션과 내추럴한 아날로그 레코딩 기술이 이상적으로 결합된 70년대 팝의 정수를 소장한다는 점에서 오디오파일과 LP 컬렉터 모두에게 필청 명반으로 손꼽힙니다.</w:t>
       </w:r>
     </w:p>
     <w:p>
@@ -565,7 +689,7 @@
           <w:color w:val="4338CA"/>
           <w:sz w:val="21"/>
         </w:rPr>
-        <w:t>이 음반을 통해 아날로그 바늘 끝에서 피어나는 순수한 빛과 온기가 가슴 깊은 곳까지 전해주는 감동을 다시 한번 경험해 보시는 것은 어떨까요?</w:t>
+        <w:t>이 음반을 통해 어둠 속에서도 끝내 길을 비추어 주는 한 줄기 등불처럼, 따스한 사랑과 순수가 전해주는 감동을 다시 한번 경험해 보시는 것은 어떨까요?</w:t>
       </w:r>
     </w:p>
     <w:sectPr>
